--- a/Ebelerin aşı reddi konusundaki bilgi düzeylerinin belirlenmesi.docx
+++ b/Ebelerin aşı reddi konusundaki bilgi düzeylerinin belirlenmesi.docx
@@ -212,6 +212,26 @@
       </w:pPr>
       <w:r>
         <w:rPr>
+          <w:color w:val="000000"/>
+          <w:sz w:val="22"/>
+          <w:szCs w:val="22"/>
+        </w:rPr>
+        <w:t>Silinecek: Deneme</w:t>
+      </w:r>
+    </w:p>
+    <w:p>
+      <w:pPr>
+        <w:pStyle w:val="NormalWeb"/>
+        <w:spacing w:line="360" w:lineRule="auto"/>
+        <w:jc w:val="both"/>
+        <w:rPr>
+          <w:color w:val="000000"/>
+          <w:sz w:val="22"/>
+          <w:szCs w:val="22"/>
+        </w:rPr>
+      </w:pPr>
+      <w:r>
+        <w:rPr>
           <w:rStyle w:val="Gl"/>
           <w:rFonts w:eastAsiaTheme="majorEastAsia"/>
           <w:color w:val="000000"/>
@@ -583,7 +603,6 @@
           <w:szCs w:val="24"/>
           <w:lang w:eastAsia="tr-TR"/>
         </w:rPr>
-        <w:lastRenderedPageBreak/>
         <w:t>Determination</w:t>
       </w:r>
       <w:proofErr w:type="spellEnd"/>
@@ -5544,7 +5563,6 @@
           <w:szCs w:val="24"/>
           <w:lang w:eastAsia="tr-TR"/>
         </w:rPr>
-        <w:lastRenderedPageBreak/>
         <w:t>GİRİŞ</w:t>
       </w:r>
     </w:p>
@@ -5727,14 +5745,14 @@
         <w:rPr>
           <w:color w:val="000000"/>
         </w:rPr>
-        <w:t xml:space="preserve">Veriler incelendiğinde, çocuklarına aşı yaptırmayı reddeden aile sayısının yıllar içinde dikkat çekici biçimde yükseldiği görülmektedir. Bu sayı 2011 yılında 183 iken, 2013’te 980’e, 2015’te 5.400’e ve 2016’da yaklaşık 12.000’e ulaşmıştır. </w:t>
+        <w:t xml:space="preserve">Veriler incelendiğinde, çocuklarına aşı yaptırmayı </w:t>
       </w:r>
       <w:r>
         <w:rPr>
           <w:color w:val="000000"/>
         </w:rPr>
         <w:lastRenderedPageBreak/>
-        <w:t>2018 yılına gelindiğinde ise aşı reddi vakalarının 23.000 düzeyine çıktığı bildirilmektedir. Uzmanlar, bu sayının 50.000’e ulaşması halinde bulaşıcı hastalık salgınlarının ortaya çıkma riskinin ciddi ölçüde artabileceğini vurgulamaktadır (13).</w:t>
+        <w:t>reddeden aile sayısının yıllar içinde dikkat çekici biçimde yükseldiği görülmektedir. Bu sayı 2011 yılında 183 iken, 2013’te 980’e, 2015’te 5.400’e ve 2016’da yaklaşık 12.000’e ulaşmıştır. 2018 yılına gelindiğinde ise aşı reddi vakalarının 23.000 düzeyine çıktığı bildirilmektedir. Uzmanlar, bu sayının 50.000’e ulaşması halinde bulaşıcı hastalık salgınlarının ortaya çıkma riskinin ciddi ölçüde artabileceğini vurgulamaktadır (13).</w:t>
       </w:r>
       <w:r>
         <w:rPr>
@@ -5966,14 +5984,14 @@
         <w:rPr>
           <w:color w:val="000000"/>
         </w:rPr>
-        <w:t xml:space="preserve"> 3.1.9.2 programı kullanılarak hesaplanmıştır. Çalışmanın tanımlayıcı nitelikte olması nedeniyle gruplar arası karşılaştırma yapılmamış, tek örneklem üzerinden veri toplanması planlanmıştır. Bu doğrultuda örneklem büyüklüğü, bir oranın belirli bir güven düzeyinde tahmin edilmesine dayalı olarak hesaplanmış; %80 güven düzeyi ve ±%5 hata payı ile p=0.50 kabul edilerek 164 ebe olarak belirlenmiştir. Olası veri kayıpları göz önünde bulundurularak örneklem büyüklüğü yaklaşık %10 oranında artırılmış ve toplam 181 ebeye ulaşılmıştır. </w:t>
+        <w:t xml:space="preserve"> 3.1.9.2 programı kullanılarak hesaplanmıştır. Çalışmanın tanımlayıcı nitelikte olması nedeniyle gruplar arası karşılaştırma yapılmamış, tek örneklem üzerinden veri toplanması planlanmıştır. Bu doğrultuda örneklem büyüklüğü, bir oranın belirli bir güven düzeyinde tahmin edilmesine dayalı olarak hesaplanmış; %80 güven düzeyi ve ±%5 hata payı ile p=0.50 </w:t>
       </w:r>
       <w:r>
         <w:rPr>
           <w:color w:val="000000"/>
         </w:rPr>
         <w:lastRenderedPageBreak/>
-        <w:t>Araştırmaya dahil edilen ebeler, Aile Sağlığı Merkezleri, hastaneler ve Toplum Sağlığı Merkezlerinde görev yapmaktadır.</w:t>
+        <w:t>kabul edilerek 164 ebe olarak belirlenmiştir. Olası veri kayıpları göz önünde bulundurularak örneklem büyüklüğü yaklaşık %10 oranında artırılmış ve toplam 181 ebeye ulaşılmıştır. Araştırmaya dahil edilen ebeler, Aile Sağlığı Merkezleri, hastaneler ve Toplum Sağlığı Merkezlerinde görev yapmaktadır.</w:t>
       </w:r>
     </w:p>
     <w:p>
@@ -6327,7 +6345,6 @@
           <w:sz w:val="24"/>
           <w:szCs w:val="24"/>
         </w:rPr>
-        <w:lastRenderedPageBreak/>
         <w:t>BULGULAR</w:t>
       </w:r>
     </w:p>
@@ -8678,7 +8695,6 @@
           <w:sz w:val="24"/>
           <w:szCs w:val="24"/>
         </w:rPr>
-        <w:lastRenderedPageBreak/>
         <w:t>Tablo</w:t>
       </w:r>
       <w:r>
@@ -14047,7 +14063,6 @@
                 <w:sz w:val="21"/>
                 <w:szCs w:val="21"/>
               </w:rPr>
-              <w:lastRenderedPageBreak/>
               <w:t>Serviks kanserine karşı koruyucu aşı bulunmaktadır</w:t>
             </w:r>
           </w:p>
@@ -18919,7 +18934,6 @@
                 <w:sz w:val="21"/>
                 <w:szCs w:val="21"/>
               </w:rPr>
-              <w:lastRenderedPageBreak/>
               <w:t>Ülke liderlerinin tutumlarının aşı reddi üzerinde etkili olduğu düşünülmektedir</w:t>
             </w:r>
           </w:p>
@@ -23541,7 +23555,6 @@
                 <w:sz w:val="21"/>
                 <w:szCs w:val="21"/>
               </w:rPr>
-              <w:lastRenderedPageBreak/>
               <w:t>Aşıya Yaklaşım Durumu</w:t>
             </w:r>
           </w:p>
@@ -24464,7 +24477,6 @@
           <w:sz w:val="24"/>
           <w:szCs w:val="24"/>
         </w:rPr>
-        <w:lastRenderedPageBreak/>
         <w:t>TARTIŞMA</w:t>
       </w:r>
     </w:p>
